--- a/Launcher/Templates/F_ГО УААСП Правовласник-Видавництво.docx
+++ b/Launcher/Templates/F_ГО УААСП Правовласник-Видавництво.docx
@@ -1,6 +1,6 @@
 
 <file path=word/document.xml><?xml version="1.0" encoding="utf-8"?>
-<w:document xmlns:wpc="http://schemas.microsoft.com/office/word/2010/wordprocessingCanvas" xmlns:cx="http://schemas.microsoft.com/office/drawing/2014/chartex" xmlns:cx1="http://schemas.microsoft.com/office/drawing/2015/9/8/chartex" xmlns:cx2="http://schemas.microsoft.com/office/drawing/2015/10/21/chartex" xmlns:cx3="http://schemas.microsoft.com/office/drawing/2016/5/9/chartex" xmlns:cx4="http://schemas.microsoft.com/office/drawing/2016/5/10/chartex" xmlns:cx5="http://schemas.microsoft.com/office/drawing/2016/5/11/chartex" xmlns:cx6="http://schemas.microsoft.com/office/drawing/2016/5/12/chartex" xmlns:cx7="http://schemas.microsoft.com/office/drawing/2016/5/13/chartex" xmlns:cx8="http://schemas.microsoft.com/office/drawing/2016/5/14/chartex" xmlns:mc="http://schemas.openxmlformats.org/markup-compatibility/2006" xmlns:aink="http://schemas.microsoft.com/office/drawing/2016/ink" xmlns:am3d="http://schemas.microsoft.com/office/drawing/2017/model3d" xmlns:o="urn:schemas-microsoft-com:office:office" xmlns:r="http://schemas.openxmlformats.org/officeDocument/2006/relationships" xmlns:m="http://schemas.openxmlformats.org/officeDocument/2006/math" xmlns:v="urn:schemas-microsoft-com:vml" xmlns:wp14="http://schemas.microsoft.com/office/word/2010/wordprocessingDrawing" xmlns:wp="http://schemas.openxmlformats.org/drawingml/2006/wordprocessingDrawing" xmlns:w10="urn:schemas-microsoft-com:office:word" xmlns:w="http://schemas.openxmlformats.org/wordprocessingml/2006/main" xmlns:w14="http://schemas.microsoft.com/office/word/2010/wordml" xmlns:w15="http://schemas.microsoft.com/office/word/2012/wordml" xmlns:w16cid="http://schemas.microsoft.com/office/word/2016/wordml/cid" xmlns:w16se="http://schemas.microsoft.com/office/word/2015/wordml/symex" xmlns:wpg="http://schemas.microsoft.com/office/word/2010/wordprocessingGroup" xmlns:wpi="http://schemas.microsoft.com/office/word/2010/wordprocessingInk" xmlns:wne="http://schemas.microsoft.com/office/word/2006/wordml" xmlns:wps="http://schemas.microsoft.com/office/word/2010/wordprocessingShape" mc:Ignorable="w14 w15 w16se w16cid wp14">
+<w:document xmlns:wpc="http://schemas.microsoft.com/office/word/2010/wordprocessingCanvas" xmlns:cx="http://schemas.microsoft.com/office/drawing/2014/chartex" xmlns:cx1="http://schemas.microsoft.com/office/drawing/2015/9/8/chartex" xmlns:mc="http://schemas.openxmlformats.org/markup-compatibility/2006" xmlns:o="urn:schemas-microsoft-com:office:office" xmlns:r="http://schemas.openxmlformats.org/officeDocument/2006/relationships" xmlns:m="http://schemas.openxmlformats.org/officeDocument/2006/math" xmlns:v="urn:schemas-microsoft-com:vml" xmlns:wp14="http://schemas.microsoft.com/office/word/2010/wordprocessingDrawing" xmlns:wp="http://schemas.openxmlformats.org/drawingml/2006/wordprocessingDrawing" xmlns:w10="urn:schemas-microsoft-com:office:word" xmlns:w="http://schemas.openxmlformats.org/wordprocessingml/2006/main" xmlns:w14="http://schemas.microsoft.com/office/word/2010/wordml" xmlns:w15="http://schemas.microsoft.com/office/word/2012/wordml" xmlns:w16se="http://schemas.microsoft.com/office/word/2015/wordml/symex" xmlns:wpg="http://schemas.microsoft.com/office/word/2010/wordprocessingGroup" xmlns:wpi="http://schemas.microsoft.com/office/word/2010/wordprocessingInk" xmlns:wne="http://schemas.microsoft.com/office/word/2006/wordml" xmlns:wps="http://schemas.microsoft.com/office/word/2010/wordprocessingShape" mc:Ignorable="w14 w15 w16se wp14">
   <w:body>
     <w:p>
       <w:pPr>
@@ -211,6 +211,7 @@
           <w15:appearance w15:val="tags"/>
           <w:text/>
         </w:sdtPr>
+        <w:sdtEndPr/>
         <w:sdtContent>
           <w:r>
             <w:rPr>
@@ -294,6 +295,7 @@
           <w15:appearance w15:val="tags"/>
           <w:text/>
         </w:sdtPr>
+        <w:sdtEndPr/>
         <w:sdtContent>
           <w:r>
             <w:rPr>
@@ -560,6 +562,7 @@
         <w15:appearance w15:val="tags"/>
         <w:text/>
       </w:sdtPr>
+      <w:sdtEndPr/>
       <w:sdtContent>
         <w:p>
           <w:pPr>
@@ -1178,16 +1181,27 @@
           <w:szCs w:val="22"/>
           <w:lang w:val="uk-UA"/>
         </w:rPr>
-        <w:t xml:space="preserve">виконуючого обов'язки Генерального директора </w:t>
-      </w:r>
-      <w:r>
-        <w:rPr>
-          <w:b/>
-          <w:sz w:val="22"/>
-          <w:szCs w:val="22"/>
-          <w:lang w:val="uk-UA"/>
-        </w:rPr>
-        <w:t>Івановича Олексія Володимировича</w:t>
+        <w:t xml:space="preserve">Генерального директора </w:t>
+      </w:r>
+      <w:proofErr w:type="spellStart"/>
+      <w:r>
+        <w:rPr>
+          <w:b/>
+          <w:sz w:val="22"/>
+          <w:szCs w:val="22"/>
+          <w:lang w:val="uk-UA"/>
+        </w:rPr>
+        <w:t>Харчишина</w:t>
+      </w:r>
+      <w:proofErr w:type="spellEnd"/>
+      <w:r>
+        <w:rPr>
+          <w:b/>
+          <w:sz w:val="22"/>
+          <w:szCs w:val="22"/>
+          <w:lang w:val="uk-UA"/>
+        </w:rPr>
+        <w:t xml:space="preserve"> Валерія Володимировича</w:t>
       </w:r>
       <w:r>
         <w:rPr>
@@ -1278,6 +1292,7 @@
           <w15:appearance w15:val="tags"/>
           <w:text/>
         </w:sdtPr>
+        <w:sdtEndPr/>
         <w:sdtContent>
           <w:r>
             <w:rPr>
@@ -1340,6 +1355,7 @@
           <w15:appearance w15:val="tags"/>
           <w:text/>
         </w:sdtPr>
+        <w:sdtEndPr/>
         <w:sdtContent>
           <w:r>
             <w:rPr>
@@ -1387,6 +1403,7 @@
           <w15:appearance w15:val="tags"/>
           <w:text/>
         </w:sdtPr>
+        <w:sdtEndPr/>
         <w:sdtContent>
           <w:r>
             <w:rPr>
@@ -3084,6 +3101,7 @@
           <w:docPartGallery w:val="Tables"/>
         </w:docPartList>
       </w:sdtPr>
+      <w:sdtEndPr/>
       <w:sdtContent>
         <w:p>
           <w:pPr>
@@ -3303,6 +3321,7 @@
           <w:docPartGallery w:val="Tables"/>
         </w:docPartList>
       </w:sdtPr>
+      <w:sdtEndPr/>
       <w:sdtContent>
         <w:p>
           <w:pPr>
@@ -3531,6 +3550,7 @@
           <w:docPartGallery w:val="Tables"/>
         </w:docPartList>
       </w:sdtPr>
+      <w:sdtEndPr/>
       <w:sdtContent>
         <w:p>
           <w:pPr>
@@ -7794,6 +7814,7 @@
           <w15:appearance w15:val="tags"/>
           <w:text/>
         </w:sdtPr>
+        <w:sdtEndPr/>
         <w:sdtContent>
           <w:r>
             <w:rPr>
@@ -7829,6 +7850,7 @@
           <w15:appearance w15:val="tags"/>
           <w:text/>
         </w:sdtPr>
+        <w:sdtEndPr/>
         <w:sdtContent>
           <w:r>
             <w:rPr>
@@ -7998,6 +8020,7 @@
           <w15:appearance w15:val="tags"/>
           <w:text/>
         </w:sdtPr>
+        <w:sdtEndPr/>
         <w:sdtContent>
           <w:r>
             <w:rPr>
@@ -8034,6 +8057,7 @@
           <w15:appearance w15:val="tags"/>
           <w:text/>
         </w:sdtPr>
+        <w:sdtEndPr/>
         <w:sdtContent>
           <w:r>
             <w:rPr>
@@ -10699,21 +10723,12 @@
               </w:rPr>
               <w:t xml:space="preserve">    </w:t>
             </w:r>
-            <w:proofErr w:type="spellStart"/>
             <w:r>
               <w:rPr>
                 <w:sz w:val="20"/>
                 <w:szCs w:val="20"/>
               </w:rPr>
-              <w:t>Організація</w:t>
-            </w:r>
-            <w:proofErr w:type="spellEnd"/>
-            <w:r>
-              <w:rPr>
-                <w:sz w:val="20"/>
-                <w:szCs w:val="20"/>
-              </w:rPr>
-              <w:t xml:space="preserve"> </w:t>
+              <w:t xml:space="preserve">Організація </w:t>
             </w:r>
             <w:proofErr w:type="spellStart"/>
             <w:r>
@@ -10902,7 +10917,15 @@
                 <w:bCs/>
                 <w:sz w:val="20"/>
               </w:rPr>
-              <w:t>Іванович О.В./</w:t>
+              <w:t>Харчишин В.В</w:t>
+            </w:r>
+            <w:r>
+              <w:rPr>
+                <w:b/>
+                <w:bCs/>
+                <w:sz w:val="20"/>
+              </w:rPr>
+              <w:t>./</w:t>
             </w:r>
           </w:p>
           <w:p>
@@ -10956,6 +10979,7 @@
               <w15:appearance w15:val="tags"/>
               <w:text/>
             </w:sdtPr>
+            <w:sdtEndPr/>
             <w:sdtContent>
               <w:p>
                 <w:pPr>
@@ -11036,6 +11060,7 @@
                 <w15:appearance w15:val="tags"/>
                 <w:text/>
               </w:sdtPr>
+              <w:sdtEndPr/>
               <w:sdtContent>
                 <w:r>
                   <w:rPr>
@@ -11085,6 +11110,7 @@
                 <w15:appearance w15:val="tags"/>
                 <w:text/>
               </w:sdtPr>
+              <w:sdtEndPr/>
               <w:sdtContent>
                 <w:r>
                   <w:rPr>
@@ -11133,6 +11159,7 @@
                 <w15:appearance w15:val="tags"/>
                 <w:text/>
               </w:sdtPr>
+              <w:sdtEndPr/>
               <w:sdtContent>
                 <w:r>
                   <w:rPr>
@@ -11190,6 +11217,7 @@
                 <w15:appearance w15:val="tags"/>
                 <w:text/>
               </w:sdtPr>
+              <w:sdtEndPr/>
               <w:sdtContent>
                 <w:r>
                   <w:rPr>
@@ -11259,6 +11287,7 @@
                 <w15:appearance w15:val="tags"/>
                 <w:text/>
               </w:sdtPr>
+              <w:sdtEndPr/>
               <w:sdtContent>
                 <w:r>
                   <w:rPr>
@@ -11316,6 +11345,7 @@
                 <w15:appearance w15:val="tags"/>
                 <w:text/>
               </w:sdtPr>
+              <w:sdtEndPr/>
               <w:sdtContent>
                 <w:r>
                   <w:rPr>
@@ -11374,6 +11404,7 @@
                 <w15:appearance w15:val="tags"/>
                 <w:text/>
               </w:sdtPr>
+              <w:sdtEndPr/>
               <w:sdtContent>
                 <w:r>
                   <w:rPr>
@@ -11432,6 +11463,7 @@
                 <w15:appearance w15:val="tags"/>
                 <w:text/>
               </w:sdtPr>
+              <w:sdtEndPr/>
               <w:sdtContent>
                 <w:r>
                   <w:rPr>
@@ -11498,6 +11530,7 @@
                 <w15:appearance w15:val="tags"/>
                 <w:text/>
               </w:sdtPr>
+              <w:sdtEndPr/>
               <w:sdtContent>
                 <w:r>
                   <w:rPr>
@@ -11551,6 +11584,7 @@
                 <w15:appearance w15:val="tags"/>
                 <w:text/>
               </w:sdtPr>
+              <w:sdtEndPr/>
               <w:sdtContent>
                 <w:r>
                   <w:rPr>
@@ -11617,6 +11651,7 @@
                 <w15:appearance w15:val="tags"/>
                 <w:text/>
               </w:sdtPr>
+              <w:sdtEndPr/>
               <w:sdtContent>
                 <w:r>
                   <w:rPr>
@@ -11666,6 +11701,7 @@
                 <w15:appearance w15:val="tags"/>
                 <w:text/>
               </w:sdtPr>
+              <w:sdtEndPr/>
               <w:sdtContent>
                 <w:r>
                   <w:rPr>
@@ -11893,6 +11929,7 @@
                       <w15:appearance w15:val="tags"/>
                       <w:text/>
                     </w:sdtPr>
+                    <w:sdtEndPr/>
                     <w:sdtContent>
                       <w:r>
                         <w:rPr>
@@ -12211,39 +12248,8 @@
           <w:sz w:val="18"/>
           <w:szCs w:val="18"/>
         </w:rPr>
-        <w:t xml:space="preserve">на </w:t>
-      </w:r>
-      <w:proofErr w:type="spellStart"/>
-      <w:r>
-        <w:rPr>
-          <w:b/>
-          <w:bCs/>
-          <w:sz w:val="18"/>
-          <w:szCs w:val="18"/>
-        </w:rPr>
-        <w:t>колективній</w:t>
-      </w:r>
-      <w:proofErr w:type="spellEnd"/>
-      <w:r>
-        <w:rPr>
-          <w:b/>
-          <w:bCs/>
-          <w:sz w:val="18"/>
-          <w:szCs w:val="18"/>
-        </w:rPr>
-        <w:t xml:space="preserve"> </w:t>
-      </w:r>
-      <w:proofErr w:type="spellStart"/>
-      <w:r>
-        <w:rPr>
-          <w:b/>
-          <w:bCs/>
-          <w:sz w:val="18"/>
-          <w:szCs w:val="18"/>
-        </w:rPr>
-        <w:t>основі</w:t>
-      </w:r>
-      <w:proofErr w:type="spellEnd"/>
+        <w:t>на колективній основі</w:t>
+      </w:r>
     </w:p>
     <w:p>
       <w:pPr>
@@ -13607,7 +13613,7 @@
                 <w:noProof/>
                 <w:sz w:val="16"/>
                 <w:szCs w:val="16"/>
-                <w:lang w:val="uk-UA" w:eastAsia="uk-UA"/>
+                <w:lang w:eastAsia="ru-RU"/>
               </w:rPr>
               <mc:AlternateContent>
                 <mc:Choice Requires="wps">
@@ -13704,7 +13710,7 @@
                     </wp:anchor>
                   </w:drawing>
                 </mc:Choice>
-                <mc:Fallback>
+                <mc:Fallback xmlns:w16cid="http://schemas.microsoft.com/office/word/2016/wordml/cid" xmlns:am3d="http://schemas.microsoft.com/office/drawing/2017/model3d" xmlns:aink="http://schemas.microsoft.com/office/drawing/2016/ink" xmlns:cx8="http://schemas.microsoft.com/office/drawing/2016/5/14/chartex" xmlns:cx7="http://schemas.microsoft.com/office/drawing/2016/5/13/chartex" xmlns:cx6="http://schemas.microsoft.com/office/drawing/2016/5/12/chartex" xmlns:cx5="http://schemas.microsoft.com/office/drawing/2016/5/11/chartex" xmlns:cx4="http://schemas.microsoft.com/office/drawing/2016/5/10/chartex" xmlns:cx3="http://schemas.microsoft.com/office/drawing/2016/5/9/chartex" xmlns:cx2="http://schemas.microsoft.com/office/drawing/2015/10/21/chartex">
                   <w:pict>
                     <v:shapetype id="_x0000_t202" coordsize="21600,21600" o:spt="202" path="m,l,21600r21600,l21600,xe">
                       <v:stroke joinstyle="miter"/>
@@ -14785,21 +14791,12 @@
               </w:rPr>
               <w:t xml:space="preserve">    </w:t>
             </w:r>
-            <w:proofErr w:type="spellStart"/>
             <w:r>
               <w:rPr>
                 <w:sz w:val="20"/>
                 <w:szCs w:val="20"/>
               </w:rPr>
-              <w:t>Організація</w:t>
-            </w:r>
-            <w:proofErr w:type="spellEnd"/>
-            <w:r>
-              <w:rPr>
-                <w:sz w:val="20"/>
-                <w:szCs w:val="20"/>
-              </w:rPr>
-              <w:t xml:space="preserve"> </w:t>
+              <w:t xml:space="preserve">Організація </w:t>
             </w:r>
             <w:proofErr w:type="spellStart"/>
             <w:r>
@@ -14962,15 +14959,7 @@
                 <w:sz w:val="18"/>
                 <w:szCs w:val="18"/>
               </w:rPr>
-              <w:t xml:space="preserve">____________________   / </w:t>
-            </w:r>
-            <w:r>
-              <w:rPr>
-                <w:b/>
-                <w:bCs/>
-                <w:sz w:val="20"/>
-              </w:rPr>
-              <w:t>Іванович О.В.</w:t>
+              <w:t xml:space="preserve">____________________   </w:t>
             </w:r>
             <w:r>
               <w:rPr>
@@ -14980,6 +14969,23 @@
                 <w:szCs w:val="18"/>
               </w:rPr>
               <w:t>/</w:t>
+            </w:r>
+            <w:r>
+              <w:rPr>
+                <w:b/>
+                <w:bCs/>
+                <w:sz w:val="18"/>
+                <w:szCs w:val="18"/>
+              </w:rPr>
+              <w:t xml:space="preserve"> </w:t>
+            </w:r>
+            <w:r>
+              <w:rPr>
+                <w:b/>
+                <w:bCs/>
+                <w:sz w:val="20"/>
+              </w:rPr>
+              <w:t>Харчишин В.В./</w:t>
             </w:r>
           </w:p>
           <w:p>
@@ -15849,67 +15855,36 @@
           <w:sz w:val="18"/>
           <w:szCs w:val="18"/>
         </w:rPr>
-        <w:t xml:space="preserve"> на </w:t>
-      </w:r>
-      <w:proofErr w:type="spellStart"/>
+        <w:t xml:space="preserve"> на колективній основі</w:t>
+      </w:r>
       <w:r>
         <w:rPr>
           <w:b/>
           <w:bCs/>
           <w:sz w:val="18"/>
           <w:szCs w:val="18"/>
-        </w:rPr>
-        <w:t>колективній</w:t>
-      </w:r>
-      <w:proofErr w:type="spellEnd"/>
-      <w:r>
+          <w:lang w:val="uk-UA"/>
+        </w:rPr>
+        <w:t xml:space="preserve"> </w:t>
+      </w:r>
+    </w:p>
+    <w:p>
+      <w:pPr>
+        <w:jc w:val="right"/>
         <w:rPr>
           <w:b/>
           <w:bCs/>
           <w:sz w:val="18"/>
           <w:szCs w:val="18"/>
-        </w:rPr>
-        <w:t xml:space="preserve"> </w:t>
-      </w:r>
-      <w:proofErr w:type="spellStart"/>
+          <w:lang w:val="uk-UA"/>
+        </w:rPr>
+      </w:pPr>
       <w:r>
         <w:rPr>
           <w:b/>
           <w:bCs/>
           <w:sz w:val="18"/>
           <w:szCs w:val="18"/>
-        </w:rPr>
-        <w:t>основі</w:t>
-      </w:r>
-      <w:proofErr w:type="spellEnd"/>
-      <w:r>
-        <w:rPr>
-          <w:b/>
-          <w:bCs/>
-          <w:sz w:val="18"/>
-          <w:szCs w:val="18"/>
-          <w:lang w:val="uk-UA"/>
-        </w:rPr>
-        <w:t xml:space="preserve"> </w:t>
-      </w:r>
-    </w:p>
-    <w:p>
-      <w:pPr>
-        <w:jc w:val="right"/>
-        <w:rPr>
-          <w:b/>
-          <w:bCs/>
-          <w:sz w:val="18"/>
-          <w:szCs w:val="18"/>
-          <w:lang w:val="uk-UA"/>
-        </w:rPr>
-      </w:pPr>
-      <w:r>
-        <w:rPr>
-          <w:b/>
-          <w:bCs/>
-          <w:sz w:val="18"/>
-          <w:szCs w:val="18"/>
           <w:lang w:val="uk-UA"/>
         </w:rPr>
         <w:t xml:space="preserve">№ _______від «__» ___________20___ р. </w:t>
@@ -15932,7 +15907,7 @@
           <w:noProof/>
           <w:sz w:val="22"/>
           <w:szCs w:val="22"/>
-          <w:lang w:eastAsia="ru-RU"/>
+          <w:lang w:val="ru-RU" w:eastAsia="ru-RU"/>
         </w:rPr>
         <mc:AlternateContent>
           <mc:Choice Requires="wps">
@@ -16029,7 +16004,7 @@
               </wp:anchor>
             </w:drawing>
           </mc:Choice>
-          <mc:Fallback>
+          <mc:Fallback xmlns:w16cid="http://schemas.microsoft.com/office/word/2016/wordml/cid" xmlns:am3d="http://schemas.microsoft.com/office/drawing/2017/model3d" xmlns:aink="http://schemas.microsoft.com/office/drawing/2016/ink" xmlns:cx8="http://schemas.microsoft.com/office/drawing/2016/5/14/chartex" xmlns:cx7="http://schemas.microsoft.com/office/drawing/2016/5/13/chartex" xmlns:cx6="http://schemas.microsoft.com/office/drawing/2016/5/12/chartex" xmlns:cx5="http://schemas.microsoft.com/office/drawing/2016/5/11/chartex" xmlns:cx4="http://schemas.microsoft.com/office/drawing/2016/5/10/chartex" xmlns:cx3="http://schemas.microsoft.com/office/drawing/2016/5/9/chartex" xmlns:cx2="http://schemas.microsoft.com/office/drawing/2015/10/21/chartex">
             <w:pict>
               <v:shape id="WordArt 2" o:spid="_x0000_s1027" type="#_x0000_t202" style="position:absolute;left:0;text-align:left;margin-left:111.45pt;margin-top:4.65pt;width:246pt;height:540pt;z-index:251656192;visibility:visible;mso-wrap-style:square;mso-width-percent:0;mso-height-percent:0;mso-wrap-distance-left:9pt;mso-wrap-distance-top:0;mso-wrap-distance-right:9pt;mso-wrap-distance-bottom:0;mso-position-horizontal:absolute;mso-position-horizontal-relative:text;mso-position-vertical:absolute;mso-position-vertical-relative:text;mso-width-percent:0;mso-height-percent:0;mso-width-relative:page;mso-height-relative:page;v-text-anchor:top" o:gfxdata="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" filled="f" stroked="f">
                 <o:lock v:ext="edit" shapetype="t"/>
@@ -17351,21 +17326,12 @@
               </w:rPr>
               <w:t xml:space="preserve">    </w:t>
             </w:r>
-            <w:proofErr w:type="spellStart"/>
             <w:r>
               <w:rPr>
                 <w:sz w:val="20"/>
                 <w:szCs w:val="20"/>
               </w:rPr>
-              <w:t>Організація</w:t>
-            </w:r>
-            <w:proofErr w:type="spellEnd"/>
-            <w:r>
-              <w:rPr>
-                <w:sz w:val="20"/>
-                <w:szCs w:val="20"/>
-              </w:rPr>
-              <w:t xml:space="preserve"> </w:t>
+              <w:t xml:space="preserve">Організація </w:t>
             </w:r>
             <w:proofErr w:type="spellStart"/>
             <w:r>
@@ -17530,7 +17496,6 @@
               </w:rPr>
               <w:t xml:space="preserve">____________________   </w:t>
             </w:r>
-            <w:bookmarkStart w:id="4" w:name="OLE_LINK5"/>
             <w:r>
               <w:rPr>
                 <w:b/>
@@ -17538,7 +17503,16 @@
                 <w:sz w:val="18"/>
                 <w:szCs w:val="18"/>
               </w:rPr>
-              <w:t xml:space="preserve">/ </w:t>
+              <w:t>/</w:t>
+            </w:r>
+            <w:r>
+              <w:rPr>
+                <w:b/>
+                <w:bCs/>
+                <w:sz w:val="18"/>
+                <w:szCs w:val="18"/>
+              </w:rPr>
+              <w:t xml:space="preserve"> </w:t>
             </w:r>
             <w:r>
               <w:rPr>
@@ -17546,9 +17520,8 @@
                 <w:bCs/>
                 <w:sz w:val="20"/>
               </w:rPr>
-              <w:t>Іванович О.В./</w:t>
-            </w:r>
-            <w:bookmarkEnd w:id="4"/>
+              <w:t>Харчишин В.В./</w:t>
+            </w:r>
           </w:p>
           <w:p>
             <w:pPr>
@@ -18305,39 +18278,8 @@
           <w:sz w:val="18"/>
           <w:szCs w:val="18"/>
         </w:rPr>
-        <w:t xml:space="preserve">на </w:t>
-      </w:r>
-      <w:proofErr w:type="spellStart"/>
-      <w:r>
-        <w:rPr>
-          <w:b/>
-          <w:bCs/>
-          <w:sz w:val="18"/>
-          <w:szCs w:val="18"/>
-        </w:rPr>
-        <w:t>колективній</w:t>
-      </w:r>
-      <w:proofErr w:type="spellEnd"/>
-      <w:r>
-        <w:rPr>
-          <w:b/>
-          <w:bCs/>
-          <w:sz w:val="18"/>
-          <w:szCs w:val="18"/>
-        </w:rPr>
-        <w:t xml:space="preserve"> </w:t>
-      </w:r>
-      <w:proofErr w:type="spellStart"/>
-      <w:r>
-        <w:rPr>
-          <w:b/>
-          <w:bCs/>
-          <w:sz w:val="18"/>
-          <w:szCs w:val="18"/>
-        </w:rPr>
-        <w:t>основі</w:t>
-      </w:r>
-      <w:proofErr w:type="spellEnd"/>
+        <w:t>на колективній основі</w:t>
+      </w:r>
     </w:p>
     <w:p>
       <w:pPr>
@@ -18942,7 +18884,7 @@
           <w:noProof/>
           <w:sz w:val="22"/>
           <w:szCs w:val="22"/>
-          <w:lang w:val="uk-UA" w:eastAsia="uk-UA"/>
+          <w:lang w:eastAsia="ru-RU"/>
         </w:rPr>
         <mc:AlternateContent>
           <mc:Choice Requires="wps">
@@ -19039,7 +18981,7 @@
               </wp:anchor>
             </w:drawing>
           </mc:Choice>
-          <mc:Fallback>
+          <mc:Fallback xmlns:w16cid="http://schemas.microsoft.com/office/word/2016/wordml/cid" xmlns:am3d="http://schemas.microsoft.com/office/drawing/2017/model3d" xmlns:aink="http://schemas.microsoft.com/office/drawing/2016/ink" xmlns:cx8="http://schemas.microsoft.com/office/drawing/2016/5/14/chartex" xmlns:cx7="http://schemas.microsoft.com/office/drawing/2016/5/13/chartex" xmlns:cx6="http://schemas.microsoft.com/office/drawing/2016/5/12/chartex" xmlns:cx5="http://schemas.microsoft.com/office/drawing/2016/5/11/chartex" xmlns:cx4="http://schemas.microsoft.com/office/drawing/2016/5/10/chartex" xmlns:cx3="http://schemas.microsoft.com/office/drawing/2016/5/9/chartex" xmlns:cx2="http://schemas.microsoft.com/office/drawing/2015/10/21/chartex">
             <w:pict>
               <v:shape id="WordArt 6" o:spid="_x0000_s1028" type="#_x0000_t202" style="position:absolute;left:0;text-align:left;margin-left:166.5pt;margin-top:-129.45pt;width:246pt;height:540pt;z-index:251658240;visibility:visible;mso-wrap-style:square;mso-width-percent:0;mso-height-percent:0;mso-wrap-distance-left:9pt;mso-wrap-distance-top:0;mso-wrap-distance-right:9pt;mso-wrap-distance-bottom:0;mso-position-horizontal:absolute;mso-position-horizontal-relative:text;mso-position-vertical:absolute;mso-position-vertical-relative:text;mso-width-percent:0;mso-height-percent:0;mso-width-relative:page;mso-height-relative:page;v-text-anchor:top" o:gfxdata="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" filled="f" stroked="f">
                 <o:lock v:ext="edit" shapetype="t"/>
@@ -19693,21 +19635,12 @@
               </w:rPr>
               <w:t xml:space="preserve">    </w:t>
             </w:r>
-            <w:proofErr w:type="spellStart"/>
             <w:r>
               <w:rPr>
                 <w:sz w:val="20"/>
                 <w:szCs w:val="20"/>
               </w:rPr>
-              <w:t>Організація</w:t>
-            </w:r>
-            <w:proofErr w:type="spellEnd"/>
-            <w:r>
-              <w:rPr>
-                <w:sz w:val="20"/>
-                <w:szCs w:val="20"/>
-              </w:rPr>
-              <w:t xml:space="preserve"> </w:t>
+              <w:t xml:space="preserve">Організація </w:t>
             </w:r>
             <w:proofErr w:type="spellStart"/>
             <w:r>
@@ -19879,15 +19812,7 @@
                 <w:sz w:val="18"/>
                 <w:szCs w:val="18"/>
               </w:rPr>
-              <w:t xml:space="preserve">/ </w:t>
-            </w:r>
-            <w:r>
-              <w:rPr>
-                <w:b/>
-                <w:bCs/>
-                <w:sz w:val="20"/>
-              </w:rPr>
-              <w:t>Іванович О.В.</w:t>
+              <w:t>/</w:t>
             </w:r>
             <w:r>
               <w:rPr>
@@ -19896,8 +19821,18 @@
                 <w:sz w:val="18"/>
                 <w:szCs w:val="18"/>
               </w:rPr>
-              <w:t>/</w:t>
-            </w:r>
+              <w:t xml:space="preserve"> </w:t>
+            </w:r>
+            <w:r>
+              <w:rPr>
+                <w:b/>
+                <w:bCs/>
+                <w:sz w:val="20"/>
+              </w:rPr>
+              <w:t>Харчишин В.В./</w:t>
+            </w:r>
+            <w:bookmarkStart w:id="4" w:name="_GoBack"/>
+            <w:bookmarkEnd w:id="4"/>
           </w:p>
           <w:p>
             <w:pPr>
@@ -20501,7 +20436,7 @@
           <w:noProof/>
           <w:sz w:val="16"/>
           <w:szCs w:val="16"/>
-          <w:lang w:val="uk-UA" w:eastAsia="uk-UA"/>
+          <w:lang w:eastAsia="ru-RU"/>
         </w:rPr>
         <w:lastRenderedPageBreak/>
         <mc:AlternateContent>
@@ -20599,7 +20534,7 @@
               </wp:anchor>
             </w:drawing>
           </mc:Choice>
-          <mc:Fallback>
+          <mc:Fallback xmlns:w16cid="http://schemas.microsoft.com/office/word/2016/wordml/cid" xmlns:am3d="http://schemas.microsoft.com/office/drawing/2017/model3d" xmlns:aink="http://schemas.microsoft.com/office/drawing/2016/ink" xmlns:cx8="http://schemas.microsoft.com/office/drawing/2016/5/14/chartex" xmlns:cx7="http://schemas.microsoft.com/office/drawing/2016/5/13/chartex" xmlns:cx6="http://schemas.microsoft.com/office/drawing/2016/5/12/chartex" xmlns:cx5="http://schemas.microsoft.com/office/drawing/2016/5/11/chartex" xmlns:cx4="http://schemas.microsoft.com/office/drawing/2016/5/10/chartex" xmlns:cx3="http://schemas.microsoft.com/office/drawing/2016/5/9/chartex" xmlns:cx2="http://schemas.microsoft.com/office/drawing/2015/10/21/chartex">
             <w:pict>
               <v:shape id="WordArt 5" o:spid="_x0000_s1029" type="#_x0000_t202" style="position:absolute;margin-left:132.9pt;margin-top:-3.35pt;width:246pt;height:540pt;z-index:251657216;visibility:visible;mso-wrap-style:square;mso-width-percent:0;mso-height-percent:0;mso-wrap-distance-left:9pt;mso-wrap-distance-top:0;mso-wrap-distance-right:9pt;mso-wrap-distance-bottom:0;mso-position-horizontal:absolute;mso-position-horizontal-relative:text;mso-position-vertical:absolute;mso-position-vertical-relative:text;mso-width-percent:0;mso-height-percent:0;mso-width-relative:page;mso-height-relative:page;v-text-anchor:top" o:gfxdata="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" filled="f" stroked="f">
                 <o:lock v:ext="edit" shapetype="t"/>
@@ -20831,39 +20766,8 @@
           <w:sz w:val="18"/>
           <w:szCs w:val="18"/>
         </w:rPr>
-        <w:t xml:space="preserve"> на </w:t>
-      </w:r>
-      <w:proofErr w:type="spellStart"/>
-      <w:r>
-        <w:rPr>
-          <w:b/>
-          <w:bCs/>
-          <w:sz w:val="18"/>
-          <w:szCs w:val="18"/>
-        </w:rPr>
-        <w:t>колективній</w:t>
-      </w:r>
-      <w:proofErr w:type="spellEnd"/>
-      <w:r>
-        <w:rPr>
-          <w:b/>
-          <w:bCs/>
-          <w:sz w:val="18"/>
-          <w:szCs w:val="18"/>
-        </w:rPr>
-        <w:t xml:space="preserve"> </w:t>
-      </w:r>
-      <w:proofErr w:type="spellStart"/>
-      <w:r>
-        <w:rPr>
-          <w:b/>
-          <w:bCs/>
-          <w:sz w:val="18"/>
-          <w:szCs w:val="18"/>
-        </w:rPr>
-        <w:t>основі</w:t>
-      </w:r>
-      <w:proofErr w:type="spellEnd"/>
+        <w:t xml:space="preserve"> на колективній основі</w:t>
+      </w:r>
       <w:r>
         <w:rPr>
           <w:b/>
@@ -21414,7 +21318,6 @@
               </w:rPr>
             </w:pPr>
             <w:proofErr w:type="spellStart"/>
-            <w:proofErr w:type="gramStart"/>
             <w:r>
               <w:rPr>
                 <w:b/>
@@ -21438,20 +21341,7 @@
                 <w:sz w:val="16"/>
                 <w:szCs w:val="16"/>
               </w:rPr>
-              <w:t xml:space="preserve">  -</w:t>
-            </w:r>
-            <w:proofErr w:type="gramEnd"/>
-            <w:r>
-              <w:rPr>
-                <w:b/>
-                <w:bCs/>
-                <w:i/>
-                <w:iCs/>
-                <w:color w:val="000000"/>
-                <w:sz w:val="16"/>
-                <w:szCs w:val="16"/>
-              </w:rPr>
-              <w:t xml:space="preserve"> П.І.Б. </w:t>
+              <w:t xml:space="preserve">  - П.І.Б. </w:t>
             </w:r>
             <w:proofErr w:type="spellStart"/>
             <w:r>
@@ -22946,7 +22836,7 @@
 </file>
 
 <file path=word/endnotes.xml><?xml version="1.0" encoding="utf-8"?>
-<w:endnotes xmlns:wpc="http://schemas.microsoft.com/office/word/2010/wordprocessingCanvas" xmlns:cx="http://schemas.microsoft.com/office/drawing/2014/chartex" xmlns:cx1="http://schemas.microsoft.com/office/drawing/2015/9/8/chartex" xmlns:cx2="http://schemas.microsoft.com/office/drawing/2015/10/21/chartex" xmlns:cx3="http://schemas.microsoft.com/office/drawing/2016/5/9/chartex" xmlns:cx4="http://schemas.microsoft.com/office/drawing/2016/5/10/chartex" xmlns:cx5="http://schemas.microsoft.com/office/drawing/2016/5/11/chartex" xmlns:cx6="http://schemas.microsoft.com/office/drawing/2016/5/12/chartex" xmlns:cx7="http://schemas.microsoft.com/office/drawing/2016/5/13/chartex" xmlns:cx8="http://schemas.microsoft.com/office/drawing/2016/5/14/chartex" xmlns:mc="http://schemas.openxmlformats.org/markup-compatibility/2006" xmlns:aink="http://schemas.microsoft.com/office/drawing/2016/ink" xmlns:am3d="http://schemas.microsoft.com/office/drawing/2017/model3d" xmlns:o="urn:schemas-microsoft-com:office:office" xmlns:r="http://schemas.openxmlformats.org/officeDocument/2006/relationships" xmlns:m="http://schemas.openxmlformats.org/officeDocument/2006/math" xmlns:v="urn:schemas-microsoft-com:vml" xmlns:wp14="http://schemas.microsoft.com/office/word/2010/wordprocessingDrawing" xmlns:wp="http://schemas.openxmlformats.org/drawingml/2006/wordprocessingDrawing" xmlns:w10="urn:schemas-microsoft-com:office:word" xmlns:w="http://schemas.openxmlformats.org/wordprocessingml/2006/main" xmlns:w14="http://schemas.microsoft.com/office/word/2010/wordml" xmlns:w15="http://schemas.microsoft.com/office/word/2012/wordml" xmlns:w16cid="http://schemas.microsoft.com/office/word/2016/wordml/cid" xmlns:w16se="http://schemas.microsoft.com/office/word/2015/wordml/symex" xmlns:wpg="http://schemas.microsoft.com/office/word/2010/wordprocessingGroup" xmlns:wpi="http://schemas.microsoft.com/office/word/2010/wordprocessingInk" xmlns:wne="http://schemas.microsoft.com/office/word/2006/wordml" xmlns:wps="http://schemas.microsoft.com/office/word/2010/wordprocessingShape" mc:Ignorable="w14 w15 w16se w16cid wp14">
+<w:endnotes xmlns:wpc="http://schemas.microsoft.com/office/word/2010/wordprocessingCanvas" xmlns:cx="http://schemas.microsoft.com/office/drawing/2014/chartex" xmlns:cx1="http://schemas.microsoft.com/office/drawing/2015/9/8/chartex" xmlns:mc="http://schemas.openxmlformats.org/markup-compatibility/2006" xmlns:o="urn:schemas-microsoft-com:office:office" xmlns:r="http://schemas.openxmlformats.org/officeDocument/2006/relationships" xmlns:m="http://schemas.openxmlformats.org/officeDocument/2006/math" xmlns:v="urn:schemas-microsoft-com:vml" xmlns:wp14="http://schemas.microsoft.com/office/word/2010/wordprocessingDrawing" xmlns:wp="http://schemas.openxmlformats.org/drawingml/2006/wordprocessingDrawing" xmlns:w10="urn:schemas-microsoft-com:office:word" xmlns:w="http://schemas.openxmlformats.org/wordprocessingml/2006/main" xmlns:w14="http://schemas.microsoft.com/office/word/2010/wordml" xmlns:w15="http://schemas.microsoft.com/office/word/2012/wordml" xmlns:w16se="http://schemas.microsoft.com/office/word/2015/wordml/symex" xmlns:wpg="http://schemas.microsoft.com/office/word/2010/wordprocessingGroup" xmlns:wpi="http://schemas.microsoft.com/office/word/2010/wordprocessingInk" xmlns:wne="http://schemas.microsoft.com/office/word/2006/wordml" xmlns:wps="http://schemas.microsoft.com/office/word/2010/wordprocessingShape" mc:Ignorable="w14 w15 w16se wp14">
   <w:endnote w:type="separator" w:id="-1">
     <w:p>
       <w:r>
@@ -22965,7 +22855,7 @@
 </file>
 
 <file path=word/footer1.xml><?xml version="1.0" encoding="utf-8"?>
-<w:ftr xmlns:wpc="http://schemas.microsoft.com/office/word/2010/wordprocessingCanvas" xmlns:cx="http://schemas.microsoft.com/office/drawing/2014/chartex" xmlns:cx1="http://schemas.microsoft.com/office/drawing/2015/9/8/chartex" xmlns:cx2="http://schemas.microsoft.com/office/drawing/2015/10/21/chartex" xmlns:cx3="http://schemas.microsoft.com/office/drawing/2016/5/9/chartex" xmlns:cx4="http://schemas.microsoft.com/office/drawing/2016/5/10/chartex" xmlns:cx5="http://schemas.microsoft.com/office/drawing/2016/5/11/chartex" xmlns:cx6="http://schemas.microsoft.com/office/drawing/2016/5/12/chartex" xmlns:cx7="http://schemas.microsoft.com/office/drawing/2016/5/13/chartex" xmlns:cx8="http://schemas.microsoft.com/office/drawing/2016/5/14/chartex" xmlns:mc="http://schemas.openxmlformats.org/markup-compatibility/2006" xmlns:aink="http://schemas.microsoft.com/office/drawing/2016/ink" xmlns:am3d="http://schemas.microsoft.com/office/drawing/2017/model3d" xmlns:o="urn:schemas-microsoft-com:office:office" xmlns:r="http://schemas.openxmlformats.org/officeDocument/2006/relationships" xmlns:m="http://schemas.openxmlformats.org/officeDocument/2006/math" xmlns:v="urn:schemas-microsoft-com:vml" xmlns:wp14="http://schemas.microsoft.com/office/word/2010/wordprocessingDrawing" xmlns:wp="http://schemas.openxmlformats.org/drawingml/2006/wordprocessingDrawing" xmlns:w10="urn:schemas-microsoft-com:office:word" xmlns:w="http://schemas.openxmlformats.org/wordprocessingml/2006/main" xmlns:w14="http://schemas.microsoft.com/office/word/2010/wordml" xmlns:w15="http://schemas.microsoft.com/office/word/2012/wordml" xmlns:w16cid="http://schemas.microsoft.com/office/word/2016/wordml/cid" xmlns:w16se="http://schemas.microsoft.com/office/word/2015/wordml/symex" xmlns:wpg="http://schemas.microsoft.com/office/word/2010/wordprocessingGroup" xmlns:wpi="http://schemas.microsoft.com/office/word/2010/wordprocessingInk" xmlns:wne="http://schemas.microsoft.com/office/word/2006/wordml" xmlns:wps="http://schemas.microsoft.com/office/word/2010/wordprocessingShape" mc:Ignorable="w14 w15 w16se w16cid wp14">
+<w:ftr xmlns:wpc="http://schemas.microsoft.com/office/word/2010/wordprocessingCanvas" xmlns:cx="http://schemas.microsoft.com/office/drawing/2014/chartex" xmlns:cx1="http://schemas.microsoft.com/office/drawing/2015/9/8/chartex" xmlns:mc="http://schemas.openxmlformats.org/markup-compatibility/2006" xmlns:o="urn:schemas-microsoft-com:office:office" xmlns:r="http://schemas.openxmlformats.org/officeDocument/2006/relationships" xmlns:m="http://schemas.openxmlformats.org/officeDocument/2006/math" xmlns:v="urn:schemas-microsoft-com:vml" xmlns:wp14="http://schemas.microsoft.com/office/word/2010/wordprocessingDrawing" xmlns:wp="http://schemas.openxmlformats.org/drawingml/2006/wordprocessingDrawing" xmlns:w10="urn:schemas-microsoft-com:office:word" xmlns:w="http://schemas.openxmlformats.org/wordprocessingml/2006/main" xmlns:w14="http://schemas.microsoft.com/office/word/2010/wordml" xmlns:w15="http://schemas.microsoft.com/office/word/2012/wordml" xmlns:w16se="http://schemas.microsoft.com/office/word/2015/wordml/symex" xmlns:wpg="http://schemas.microsoft.com/office/word/2010/wordprocessingGroup" xmlns:wpi="http://schemas.microsoft.com/office/word/2010/wordprocessingInk" xmlns:wne="http://schemas.microsoft.com/office/word/2006/wordml" xmlns:wps="http://schemas.microsoft.com/office/word/2010/wordprocessingShape" mc:Ignorable="w14 w15 w16se wp14">
   <w:p>
     <w:pPr>
       <w:pStyle w:val="a8"/>
@@ -22977,6 +22867,7 @@
     <w:r>
       <w:rPr>
         <w:noProof/>
+        <w:lang w:val="ru-RU" w:eastAsia="ru-RU"/>
       </w:rPr>
       <mc:AlternateContent>
         <mc:Choice Requires="wps">
@@ -23061,7 +22952,7 @@
                               <w:rStyle w:val="a3"/>
                               <w:noProof/>
                             </w:rPr>
-                            <w:t>1</w:t>
+                            <w:t>12</w:t>
                           </w:r>
                           <w:r>
                             <w:rPr>
@@ -23125,7 +23016,7 @@
                         <w:rStyle w:val="a3"/>
                         <w:noProof/>
                       </w:rPr>
-                      <w:t>1</w:t>
+                      <w:t>12</w:t>
                     </w:r>
                     <w:r>
                       <w:rPr>
@@ -23197,7 +23088,23 @@
               <w:szCs w:val="20"/>
               <w:lang w:val="uk-UA"/>
             </w:rPr>
-            <w:t xml:space="preserve"> Іванович О.В.</w:t>
+            <w:t xml:space="preserve"> </w:t>
+          </w:r>
+          <w:r>
+            <w:rPr>
+              <w:sz w:val="20"/>
+              <w:szCs w:val="20"/>
+              <w:lang w:val="uk-UA"/>
+            </w:rPr>
+            <w:t>Харчишин В.В</w:t>
+          </w:r>
+          <w:r>
+            <w:rPr>
+              <w:sz w:val="20"/>
+              <w:szCs w:val="20"/>
+              <w:lang w:val="uk-UA"/>
+            </w:rPr>
+            <w:t>.</w:t>
           </w:r>
           <w:r>
             <w:rPr>
@@ -23345,7 +23252,7 @@
 </file>
 
 <file path=word/footnotes.xml><?xml version="1.0" encoding="utf-8"?>
-<w:footnotes xmlns:wpc="http://schemas.microsoft.com/office/word/2010/wordprocessingCanvas" xmlns:cx="http://schemas.microsoft.com/office/drawing/2014/chartex" xmlns:cx1="http://schemas.microsoft.com/office/drawing/2015/9/8/chartex" xmlns:cx2="http://schemas.microsoft.com/office/drawing/2015/10/21/chartex" xmlns:cx3="http://schemas.microsoft.com/office/drawing/2016/5/9/chartex" xmlns:cx4="http://schemas.microsoft.com/office/drawing/2016/5/10/chartex" xmlns:cx5="http://schemas.microsoft.com/office/drawing/2016/5/11/chartex" xmlns:cx6="http://schemas.microsoft.com/office/drawing/2016/5/12/chartex" xmlns:cx7="http://schemas.microsoft.com/office/drawing/2016/5/13/chartex" xmlns:cx8="http://schemas.microsoft.com/office/drawing/2016/5/14/chartex" xmlns:mc="http://schemas.openxmlformats.org/markup-compatibility/2006" xmlns:aink="http://schemas.microsoft.com/office/drawing/2016/ink" xmlns:am3d="http://schemas.microsoft.com/office/drawing/2017/model3d" xmlns:o="urn:schemas-microsoft-com:office:office" xmlns:r="http://schemas.openxmlformats.org/officeDocument/2006/relationships" xmlns:m="http://schemas.openxmlformats.org/officeDocument/2006/math" xmlns:v="urn:schemas-microsoft-com:vml" xmlns:wp14="http://schemas.microsoft.com/office/word/2010/wordprocessingDrawing" xmlns:wp="http://schemas.openxmlformats.org/drawingml/2006/wordprocessingDrawing" xmlns:w10="urn:schemas-microsoft-com:office:word" xmlns:w="http://schemas.openxmlformats.org/wordprocessingml/2006/main" xmlns:w14="http://schemas.microsoft.com/office/word/2010/wordml" xmlns:w15="http://schemas.microsoft.com/office/word/2012/wordml" xmlns:w16cid="http://schemas.microsoft.com/office/word/2016/wordml/cid" xmlns:w16se="http://schemas.microsoft.com/office/word/2015/wordml/symex" xmlns:wpg="http://schemas.microsoft.com/office/word/2010/wordprocessingGroup" xmlns:wpi="http://schemas.microsoft.com/office/word/2010/wordprocessingInk" xmlns:wne="http://schemas.microsoft.com/office/word/2006/wordml" xmlns:wps="http://schemas.microsoft.com/office/word/2010/wordprocessingShape" mc:Ignorable="w14 w15 w16se w16cid wp14">
+<w:footnotes xmlns:wpc="http://schemas.microsoft.com/office/word/2010/wordprocessingCanvas" xmlns:cx="http://schemas.microsoft.com/office/drawing/2014/chartex" xmlns:cx1="http://schemas.microsoft.com/office/drawing/2015/9/8/chartex" xmlns:mc="http://schemas.openxmlformats.org/markup-compatibility/2006" xmlns:o="urn:schemas-microsoft-com:office:office" xmlns:r="http://schemas.openxmlformats.org/officeDocument/2006/relationships" xmlns:m="http://schemas.openxmlformats.org/officeDocument/2006/math" xmlns:v="urn:schemas-microsoft-com:vml" xmlns:wp14="http://schemas.microsoft.com/office/word/2010/wordprocessingDrawing" xmlns:wp="http://schemas.openxmlformats.org/drawingml/2006/wordprocessingDrawing" xmlns:w10="urn:schemas-microsoft-com:office:word" xmlns:w="http://schemas.openxmlformats.org/wordprocessingml/2006/main" xmlns:w14="http://schemas.microsoft.com/office/word/2010/wordml" xmlns:w15="http://schemas.microsoft.com/office/word/2012/wordml" xmlns:w16se="http://schemas.microsoft.com/office/word/2015/wordml/symex" xmlns:wpg="http://schemas.microsoft.com/office/word/2010/wordprocessingGroup" xmlns:wpi="http://schemas.microsoft.com/office/word/2010/wordprocessingInk" xmlns:wne="http://schemas.microsoft.com/office/word/2006/wordml" xmlns:wps="http://schemas.microsoft.com/office/word/2010/wordprocessingShape" mc:Ignorable="w14 w15 w16se wp14">
   <w:footnote w:type="separator" w:id="-1">
     <w:p>
       <w:r>
@@ -23364,12 +23271,11 @@
 </file>
 
 <file path=word/header1.xml><?xml version="1.0" encoding="utf-8"?>
-<w:hdr xmlns:wpc="http://schemas.microsoft.com/office/word/2010/wordprocessingCanvas" xmlns:cx="http://schemas.microsoft.com/office/drawing/2014/chartex" xmlns:cx1="http://schemas.microsoft.com/office/drawing/2015/9/8/chartex" xmlns:cx2="http://schemas.microsoft.com/office/drawing/2015/10/21/chartex" xmlns:cx3="http://schemas.microsoft.com/office/drawing/2016/5/9/chartex" xmlns:cx4="http://schemas.microsoft.com/office/drawing/2016/5/10/chartex" xmlns:cx5="http://schemas.microsoft.com/office/drawing/2016/5/11/chartex" xmlns:cx6="http://schemas.microsoft.com/office/drawing/2016/5/12/chartex" xmlns:cx7="http://schemas.microsoft.com/office/drawing/2016/5/13/chartex" xmlns:cx8="http://schemas.microsoft.com/office/drawing/2016/5/14/chartex" xmlns:mc="http://schemas.openxmlformats.org/markup-compatibility/2006" xmlns:aink="http://schemas.microsoft.com/office/drawing/2016/ink" xmlns:am3d="http://schemas.microsoft.com/office/drawing/2017/model3d" xmlns:o="urn:schemas-microsoft-com:office:office" xmlns:r="http://schemas.openxmlformats.org/officeDocument/2006/relationships" xmlns:m="http://schemas.openxmlformats.org/officeDocument/2006/math" xmlns:v="urn:schemas-microsoft-com:vml" xmlns:wp14="http://schemas.microsoft.com/office/word/2010/wordprocessingDrawing" xmlns:wp="http://schemas.openxmlformats.org/drawingml/2006/wordprocessingDrawing" xmlns:w10="urn:schemas-microsoft-com:office:word" xmlns:w="http://schemas.openxmlformats.org/wordprocessingml/2006/main" xmlns:w14="http://schemas.microsoft.com/office/word/2010/wordml" xmlns:w15="http://schemas.microsoft.com/office/word/2012/wordml" xmlns:w16cid="http://schemas.microsoft.com/office/word/2016/wordml/cid" xmlns:w16se="http://schemas.microsoft.com/office/word/2015/wordml/symex" xmlns:wpg="http://schemas.microsoft.com/office/word/2010/wordprocessingGroup" xmlns:wpi="http://schemas.microsoft.com/office/word/2010/wordprocessingInk" xmlns:wne="http://schemas.microsoft.com/office/word/2006/wordml" xmlns:wps="http://schemas.microsoft.com/office/word/2010/wordprocessingShape" mc:Ignorable="w14 w15 w16se w16cid wp14">
+<w:hdr xmlns:wpc="http://schemas.microsoft.com/office/word/2010/wordprocessingCanvas" xmlns:cx="http://schemas.microsoft.com/office/drawing/2014/chartex" xmlns:cx1="http://schemas.microsoft.com/office/drawing/2015/9/8/chartex" xmlns:mc="http://schemas.openxmlformats.org/markup-compatibility/2006" xmlns:o="urn:schemas-microsoft-com:office:office" xmlns:r="http://schemas.openxmlformats.org/officeDocument/2006/relationships" xmlns:m="http://schemas.openxmlformats.org/officeDocument/2006/math" xmlns:v="urn:schemas-microsoft-com:vml" xmlns:wp14="http://schemas.microsoft.com/office/word/2010/wordprocessingDrawing" xmlns:wp="http://schemas.openxmlformats.org/drawingml/2006/wordprocessingDrawing" xmlns:w10="urn:schemas-microsoft-com:office:word" xmlns:w="http://schemas.openxmlformats.org/wordprocessingml/2006/main" xmlns:w14="http://schemas.microsoft.com/office/word/2010/wordml" xmlns:w15="http://schemas.microsoft.com/office/word/2012/wordml" xmlns:w16se="http://schemas.microsoft.com/office/word/2015/wordml/symex" xmlns:wpg="http://schemas.microsoft.com/office/word/2010/wordprocessingGroup" xmlns:wpi="http://schemas.microsoft.com/office/word/2010/wordprocessingInk" xmlns:wne="http://schemas.microsoft.com/office/word/2006/wordml" xmlns:wps="http://schemas.microsoft.com/office/word/2010/wordprocessingShape" mc:Ignorable="w14 w15 w16se wp14">
   <w:p>
     <w:pPr>
       <w:pStyle w:val="a6"/>
     </w:pPr>
-    <w:proofErr w:type="spellStart"/>
     <w:r>
       <w:rPr>
         <w:b/>
@@ -23378,31 +23284,8 @@
         <w:szCs w:val="16"/>
         <w:lang w:val="ru-RU"/>
       </w:rPr>
-      <w:t>Громадська</w:t>
+      <w:t>Громадська організація</w:t>
     </w:r>
-    <w:proofErr w:type="spellEnd"/>
-    <w:r>
-      <w:rPr>
-        <w:b/>
-        <w:bCs/>
-        <w:sz w:val="16"/>
-        <w:szCs w:val="16"/>
-        <w:lang w:val="ru-RU"/>
-      </w:rPr>
-      <w:t xml:space="preserve"> </w:t>
-    </w:r>
-    <w:proofErr w:type="spellStart"/>
-    <w:r>
-      <w:rPr>
-        <w:b/>
-        <w:bCs/>
-        <w:sz w:val="16"/>
-        <w:szCs w:val="16"/>
-        <w:lang w:val="ru-RU"/>
-      </w:rPr>
-      <w:t>організація</w:t>
-    </w:r>
-    <w:proofErr w:type="spellEnd"/>
     <w:r>
       <w:rPr>
         <w:b/>
@@ -23454,7 +23337,7 @@
 </file>
 
 <file path=word/numbering.xml><?xml version="1.0" encoding="utf-8"?>
-<w:numbering xmlns:wpc="http://schemas.microsoft.com/office/word/2010/wordprocessingCanvas" xmlns:cx="http://schemas.microsoft.com/office/drawing/2014/chartex" xmlns:cx1="http://schemas.microsoft.com/office/drawing/2015/9/8/chartex" xmlns:cx2="http://schemas.microsoft.com/office/drawing/2015/10/21/chartex" xmlns:cx3="http://schemas.microsoft.com/office/drawing/2016/5/9/chartex" xmlns:cx4="http://schemas.microsoft.com/office/drawing/2016/5/10/chartex" xmlns:cx5="http://schemas.microsoft.com/office/drawing/2016/5/11/chartex" xmlns:cx6="http://schemas.microsoft.com/office/drawing/2016/5/12/chartex" xmlns:cx7="http://schemas.microsoft.com/office/drawing/2016/5/13/chartex" xmlns:cx8="http://schemas.microsoft.com/office/drawing/2016/5/14/chartex" xmlns:mc="http://schemas.openxmlformats.org/markup-compatibility/2006" xmlns:aink="http://schemas.microsoft.com/office/drawing/2016/ink" xmlns:am3d="http://schemas.microsoft.com/office/drawing/2017/model3d" xmlns:o="urn:schemas-microsoft-com:office:office" xmlns:r="http://schemas.openxmlformats.org/officeDocument/2006/relationships" xmlns:m="http://schemas.openxmlformats.org/officeDocument/2006/math" xmlns:v="urn:schemas-microsoft-com:vml" xmlns:wp14="http://schemas.microsoft.com/office/word/2010/wordprocessingDrawing" xmlns:wp="http://schemas.openxmlformats.org/drawingml/2006/wordprocessingDrawing" xmlns:w10="urn:schemas-microsoft-com:office:word" xmlns:w="http://schemas.openxmlformats.org/wordprocessingml/2006/main" xmlns:w14="http://schemas.microsoft.com/office/word/2010/wordml" xmlns:w15="http://schemas.microsoft.com/office/word/2012/wordml" xmlns:w16cid="http://schemas.microsoft.com/office/word/2016/wordml/cid" xmlns:w16se="http://schemas.microsoft.com/office/word/2015/wordml/symex" xmlns:wpg="http://schemas.microsoft.com/office/word/2010/wordprocessingGroup" xmlns:wpi="http://schemas.microsoft.com/office/word/2010/wordprocessingInk" xmlns:wne="http://schemas.microsoft.com/office/word/2006/wordml" xmlns:wps="http://schemas.microsoft.com/office/word/2010/wordprocessingShape" mc:Ignorable="w14 w15 w16se w16cid wp14">
+<w:numbering xmlns:wpc="http://schemas.microsoft.com/office/word/2010/wordprocessingCanvas" xmlns:cx="http://schemas.microsoft.com/office/drawing/2014/chartex" xmlns:cx1="http://schemas.microsoft.com/office/drawing/2015/9/8/chartex" xmlns:mc="http://schemas.openxmlformats.org/markup-compatibility/2006" xmlns:o="urn:schemas-microsoft-com:office:office" xmlns:r="http://schemas.openxmlformats.org/officeDocument/2006/relationships" xmlns:m="http://schemas.openxmlformats.org/officeDocument/2006/math" xmlns:v="urn:schemas-microsoft-com:vml" xmlns:wp14="http://schemas.microsoft.com/office/word/2010/wordprocessingDrawing" xmlns:wp="http://schemas.openxmlformats.org/drawingml/2006/wordprocessingDrawing" xmlns:w10="urn:schemas-microsoft-com:office:word" xmlns:w="http://schemas.openxmlformats.org/wordprocessingml/2006/main" xmlns:w14="http://schemas.microsoft.com/office/word/2010/wordml" xmlns:w15="http://schemas.microsoft.com/office/word/2012/wordml" xmlns:w16se="http://schemas.microsoft.com/office/word/2015/wordml/symex" xmlns:wpg="http://schemas.microsoft.com/office/word/2010/wordprocessingGroup" xmlns:wpi="http://schemas.microsoft.com/office/word/2010/wordprocessingInk" xmlns:wne="http://schemas.microsoft.com/office/word/2006/wordml" xmlns:wps="http://schemas.microsoft.com/office/word/2010/wordprocessingShape" mc:Ignorable="w14 w15 w16se wp14">
   <w:abstractNum w:abstractNumId="0" w15:restartNumberingAfterBreak="0">
     <w:nsid w:val="00000006"/>
     <w:multiLevelType w:val="multilevel"/>
@@ -24434,7 +24317,7 @@
 </file>
 
 <file path=word/styles.xml><?xml version="1.0" encoding="utf-8"?>
-<w:styles xmlns:mc="http://schemas.openxmlformats.org/markup-compatibility/2006" xmlns:r="http://schemas.openxmlformats.org/officeDocument/2006/relationships" xmlns:w="http://schemas.openxmlformats.org/wordprocessingml/2006/main" xmlns:w14="http://schemas.microsoft.com/office/word/2010/wordml" xmlns:w15="http://schemas.microsoft.com/office/word/2012/wordml" xmlns:w16cid="http://schemas.microsoft.com/office/word/2016/wordml/cid" xmlns:w16se="http://schemas.microsoft.com/office/word/2015/wordml/symex" mc:Ignorable="w14 w15 w16se w16cid">
+<w:styles xmlns:mc="http://schemas.openxmlformats.org/markup-compatibility/2006" xmlns:r="http://schemas.openxmlformats.org/officeDocument/2006/relationships" xmlns:w="http://schemas.openxmlformats.org/wordprocessingml/2006/main" xmlns:w14="http://schemas.microsoft.com/office/word/2010/wordml" xmlns:w15="http://schemas.microsoft.com/office/word/2012/wordml" xmlns:w16se="http://schemas.microsoft.com/office/word/2015/wordml/symex" mc:Ignorable="w14 w15 w16se">
   <w:docDefaults>
     <w:rPrDefault>
       <w:rPr>
@@ -24444,7 +24327,7 @@
     </w:rPrDefault>
     <w:pPrDefault/>
   </w:docDefaults>
-  <w:latentStyles w:defLockedState="0" w:defUIPriority="99" w:defSemiHidden="0" w:defUnhideWhenUsed="0" w:defQFormat="0" w:count="375">
+  <w:latentStyles w:defLockedState="0" w:defUIPriority="99" w:defSemiHidden="0" w:defUnhideWhenUsed="0" w:defQFormat="0" w:count="371">
     <w:lsdException w:name="Normal" w:uiPriority="0" w:qFormat="1"/>
     <w:lsdException w:name="heading 1" w:uiPriority="0" w:qFormat="1"/>
     <w:lsdException w:name="heading 2" w:semiHidden="1" w:uiPriority="9" w:unhideWhenUsed="1" w:qFormat="1"/>
@@ -24816,10 +24699,6 @@
     <w:lsdException w:name="List Table 5 Dark Accent 6" w:uiPriority="50"/>
     <w:lsdException w:name="List Table 6 Colorful Accent 6" w:uiPriority="51"/>
     <w:lsdException w:name="List Table 7 Colorful Accent 6" w:uiPriority="52"/>
-    <w:lsdException w:name="Mention" w:semiHidden="1" w:unhideWhenUsed="1"/>
-    <w:lsdException w:name="Smart Hyperlink" w:semiHidden="1" w:unhideWhenUsed="1"/>
-    <w:lsdException w:name="Hashtag" w:semiHidden="1" w:unhideWhenUsed="1"/>
-    <w:lsdException w:name="Unresolved Mention" w:semiHidden="1" w:unhideWhenUsed="1"/>
   </w:latentStyles>
   <w:style w:type="paragraph" w:default="1" w:styleId="a">
     <w:name w:val="Normal"/>
@@ -25304,7 +25183,7 @@
 </file>
 
 <file path=word/glossary/document.xml><?xml version="1.0" encoding="utf-8"?>
-<w:glossaryDocument xmlns:wpc="http://schemas.microsoft.com/office/word/2010/wordprocessingCanvas" xmlns:cx="http://schemas.microsoft.com/office/drawing/2014/chartex" xmlns:cx1="http://schemas.microsoft.com/office/drawing/2015/9/8/chartex" xmlns:cx2="http://schemas.microsoft.com/office/drawing/2015/10/21/chartex" xmlns:cx3="http://schemas.microsoft.com/office/drawing/2016/5/9/chartex" xmlns:cx4="http://schemas.microsoft.com/office/drawing/2016/5/10/chartex" xmlns:cx5="http://schemas.microsoft.com/office/drawing/2016/5/11/chartex" xmlns:cx6="http://schemas.microsoft.com/office/drawing/2016/5/12/chartex" xmlns:cx7="http://schemas.microsoft.com/office/drawing/2016/5/13/chartex" xmlns:cx8="http://schemas.microsoft.com/office/drawing/2016/5/14/chartex" xmlns:mc="http://schemas.openxmlformats.org/markup-compatibility/2006" xmlns:aink="http://schemas.microsoft.com/office/drawing/2016/ink" xmlns:am3d="http://schemas.microsoft.com/office/drawing/2017/model3d" xmlns:o="urn:schemas-microsoft-com:office:office" xmlns:r="http://schemas.openxmlformats.org/officeDocument/2006/relationships" xmlns:m="http://schemas.openxmlformats.org/officeDocument/2006/math" xmlns:v="urn:schemas-microsoft-com:vml" xmlns:wp14="http://schemas.microsoft.com/office/word/2010/wordprocessingDrawing" xmlns:wp="http://schemas.openxmlformats.org/drawingml/2006/wordprocessingDrawing" xmlns:w10="urn:schemas-microsoft-com:office:word" xmlns:w="http://schemas.openxmlformats.org/wordprocessingml/2006/main" xmlns:w14="http://schemas.microsoft.com/office/word/2010/wordml" xmlns:w15="http://schemas.microsoft.com/office/word/2012/wordml" xmlns:w16cid="http://schemas.microsoft.com/office/word/2016/wordml/cid" xmlns:w16se="http://schemas.microsoft.com/office/word/2015/wordml/symex" xmlns:wpg="http://schemas.microsoft.com/office/word/2010/wordprocessingGroup" xmlns:wpi="http://schemas.microsoft.com/office/word/2010/wordprocessingInk" xmlns:wne="http://schemas.microsoft.com/office/word/2006/wordml" xmlns:wps="http://schemas.microsoft.com/office/word/2010/wordprocessingShape" mc:Ignorable="w14 w15 w16se w16cid wp14">
+<w:glossaryDocument xmlns:wpc="http://schemas.microsoft.com/office/word/2010/wordprocessingCanvas" xmlns:cx="http://schemas.microsoft.com/office/drawing/2014/chartex" xmlns:cx1="http://schemas.microsoft.com/office/drawing/2015/9/8/chartex" xmlns:mc="http://schemas.openxmlformats.org/markup-compatibility/2006" xmlns:o="urn:schemas-microsoft-com:office:office" xmlns:r="http://schemas.openxmlformats.org/officeDocument/2006/relationships" xmlns:m="http://schemas.openxmlformats.org/officeDocument/2006/math" xmlns:v="urn:schemas-microsoft-com:vml" xmlns:wp14="http://schemas.microsoft.com/office/word/2010/wordprocessingDrawing" xmlns:wp="http://schemas.openxmlformats.org/drawingml/2006/wordprocessingDrawing" xmlns:w10="urn:schemas-microsoft-com:office:word" xmlns:w="http://schemas.openxmlformats.org/wordprocessingml/2006/main" xmlns:w14="http://schemas.microsoft.com/office/word/2010/wordml" xmlns:w15="http://schemas.microsoft.com/office/word/2012/wordml" xmlns:w16se="http://schemas.microsoft.com/office/word/2015/wordml/symex" xmlns:wpg="http://schemas.microsoft.com/office/word/2010/wordprocessingGroup" xmlns:wpi="http://schemas.microsoft.com/office/word/2010/wordprocessingInk" xmlns:wne="http://schemas.microsoft.com/office/word/2006/wordml" xmlns:wps="http://schemas.microsoft.com/office/word/2010/wordprocessingShape" mc:Ignorable="w14 w15 w16se wp14">
   <w:docParts>
     <w:docPart>
       <w:docPartPr>
@@ -26114,7 +25993,7 @@
 </file>
 
 <file path=word/glossary/fontTable.xml><?xml version="1.0" encoding="utf-8"?>
-<w:fonts xmlns:mc="http://schemas.openxmlformats.org/markup-compatibility/2006" xmlns:r="http://schemas.openxmlformats.org/officeDocument/2006/relationships" xmlns:w="http://schemas.openxmlformats.org/wordprocessingml/2006/main" xmlns:w14="http://schemas.microsoft.com/office/word/2010/wordml" xmlns:w15="http://schemas.microsoft.com/office/word/2012/wordml" xmlns:w16cid="http://schemas.microsoft.com/office/word/2016/wordml/cid" xmlns:w16se="http://schemas.microsoft.com/office/word/2015/wordml/symex" mc:Ignorable="w14 w15 w16se w16cid">
+<w:fonts xmlns:mc="http://schemas.openxmlformats.org/markup-compatibility/2006" xmlns:r="http://schemas.openxmlformats.org/officeDocument/2006/relationships" xmlns:w="http://schemas.openxmlformats.org/wordprocessingml/2006/main" xmlns:w14="http://schemas.microsoft.com/office/word/2010/wordml" xmlns:w15="http://schemas.microsoft.com/office/word/2012/wordml" xmlns:w16se="http://schemas.microsoft.com/office/word/2015/wordml/symex" mc:Ignorable="w14 w15 w16se">
   <w:font w:name="Times New Roman">
     <w:panose1 w:val="02020603050405020304"/>
     <w:charset w:val="CC"/>
@@ -26148,7 +26027,7 @@
     <w:charset w:val="CC"/>
     <w:family w:val="swiss"/>
     <w:pitch w:val="variable"/>
-    <w:sig w:usb0="E0002EFF" w:usb1="C000247B" w:usb2="00000009" w:usb3="00000000" w:csb0="000001FF" w:csb1="00000000"/>
+    <w:sig w:usb0="E4002EFF" w:usb1="C000247B" w:usb2="00000009" w:usb3="00000000" w:csb0="000001FF" w:csb1="00000000"/>
   </w:font>
   <w:font w:name="Cambria">
     <w:panose1 w:val="02040503050406030204"/>
@@ -26183,13 +26062,13 @@
     <w:charset w:val="CC"/>
     <w:family w:val="swiss"/>
     <w:pitch w:val="variable"/>
-    <w:sig w:usb0="E0002AFF" w:usb1="C000247B" w:usb2="00000009" w:usb3="00000000" w:csb0="000001FF" w:csb1="00000000"/>
+    <w:sig w:usb0="E4002EFF" w:usb1="C000247B" w:usb2="00000009" w:usb3="00000000" w:csb0="000001FF" w:csb1="00000000"/>
   </w:font>
 </w:fonts>
 </file>
 
 <file path=word/glossary/settings.xml><?xml version="1.0" encoding="utf-8"?>
-<w:settings xmlns:mc="http://schemas.openxmlformats.org/markup-compatibility/2006" xmlns:o="urn:schemas-microsoft-com:office:office" xmlns:r="http://schemas.openxmlformats.org/officeDocument/2006/relationships" xmlns:m="http://schemas.openxmlformats.org/officeDocument/2006/math" xmlns:v="urn:schemas-microsoft-com:vml" xmlns:w10="urn:schemas-microsoft-com:office:word" xmlns:w="http://schemas.openxmlformats.org/wordprocessingml/2006/main" xmlns:w14="http://schemas.microsoft.com/office/word/2010/wordml" xmlns:w15="http://schemas.microsoft.com/office/word/2012/wordml" xmlns:w16cid="http://schemas.microsoft.com/office/word/2016/wordml/cid" xmlns:w16se="http://schemas.microsoft.com/office/word/2015/wordml/symex" xmlns:sl="http://schemas.openxmlformats.org/schemaLibrary/2006/main" mc:Ignorable="w14 w15 w16se w16cid">
+<w:settings xmlns:mc="http://schemas.openxmlformats.org/markup-compatibility/2006" xmlns:o="urn:schemas-microsoft-com:office:office" xmlns:r="http://schemas.openxmlformats.org/officeDocument/2006/relationships" xmlns:m="http://schemas.openxmlformats.org/officeDocument/2006/math" xmlns:v="urn:schemas-microsoft-com:vml" xmlns:w10="urn:schemas-microsoft-com:office:word" xmlns:w="http://schemas.openxmlformats.org/wordprocessingml/2006/main" xmlns:w14="http://schemas.microsoft.com/office/word/2010/wordml" xmlns:w15="http://schemas.microsoft.com/office/word/2012/wordml" xmlns:w16se="http://schemas.microsoft.com/office/word/2015/wordml/symex" xmlns:sl="http://schemas.openxmlformats.org/schemaLibrary/2006/main" mc:Ignorable="w14 w15 w16se">
   <w:view w:val="normal"/>
   <w:defaultTabStop w:val="720"/>
   <w:characterSpacingControl w:val="doNotCompress"/>
@@ -26200,7 +26079,6 @@
     <w:compatSetting w:name="enableOpenTypeFeatures" w:uri="http://schemas.microsoft.com/office/word" w:val="1"/>
     <w:compatSetting w:name="doNotFlipMirrorIndents" w:uri="http://schemas.microsoft.com/office/word" w:val="1"/>
     <w:compatSetting w:name="differentiateMultirowTableHeaders" w:uri="http://schemas.microsoft.com/office/word" w:val="1"/>
-    <w:compatSetting w:name="useWord2013TrackBottomHyphenation" w:uri="http://schemas.microsoft.com/office/word" w:val="0"/>
   </w:compat>
   <w:rsids>
     <w:rsidRoot w:val="00884290"/>
@@ -26232,7 +26110,7 @@
 </file>
 
 <file path=word/glossary/styles.xml><?xml version="1.0" encoding="utf-8"?>
-<w:styles xmlns:mc="http://schemas.openxmlformats.org/markup-compatibility/2006" xmlns:r="http://schemas.openxmlformats.org/officeDocument/2006/relationships" xmlns:w="http://schemas.openxmlformats.org/wordprocessingml/2006/main" xmlns:w14="http://schemas.microsoft.com/office/word/2010/wordml" xmlns:w15="http://schemas.microsoft.com/office/word/2012/wordml" xmlns:w16cid="http://schemas.microsoft.com/office/word/2016/wordml/cid" xmlns:w16se="http://schemas.microsoft.com/office/word/2015/wordml/symex" mc:Ignorable="w14 w15 w16se w16cid">
+<w:styles xmlns:mc="http://schemas.openxmlformats.org/markup-compatibility/2006" xmlns:r="http://schemas.openxmlformats.org/officeDocument/2006/relationships" xmlns:w="http://schemas.openxmlformats.org/wordprocessingml/2006/main" xmlns:w14="http://schemas.microsoft.com/office/word/2010/wordml" xmlns:w15="http://schemas.microsoft.com/office/word/2012/wordml" xmlns:w16se="http://schemas.microsoft.com/office/word/2015/wordml/symex" mc:Ignorable="w14 w15 w16se">
   <w:docDefaults>
     <w:rPrDefault>
       <w:rPr>
@@ -26248,7 +26126,7 @@
       </w:pPr>
     </w:pPrDefault>
   </w:docDefaults>
-  <w:latentStyles w:defLockedState="0" w:defUIPriority="99" w:defSemiHidden="0" w:defUnhideWhenUsed="0" w:defQFormat="0" w:count="375">
+  <w:latentStyles w:defLockedState="0" w:defUIPriority="99" w:defSemiHidden="0" w:defUnhideWhenUsed="0" w:defQFormat="0" w:count="371">
     <w:lsdException w:name="Normal" w:uiPriority="0" w:qFormat="1"/>
     <w:lsdException w:name="heading 1" w:uiPriority="9" w:qFormat="1"/>
     <w:lsdException w:name="heading 2" w:semiHidden="1" w:uiPriority="9" w:unhideWhenUsed="1" w:qFormat="1"/>
@@ -26620,10 +26498,6 @@
     <w:lsdException w:name="List Table 5 Dark Accent 6" w:uiPriority="50"/>
     <w:lsdException w:name="List Table 6 Colorful Accent 6" w:uiPriority="51"/>
     <w:lsdException w:name="List Table 7 Colorful Accent 6" w:uiPriority="52"/>
-    <w:lsdException w:name="Mention" w:semiHidden="1" w:unhideWhenUsed="1"/>
-    <w:lsdException w:name="Smart Hyperlink" w:semiHidden="1" w:unhideWhenUsed="1"/>
-    <w:lsdException w:name="Hashtag" w:semiHidden="1" w:unhideWhenUsed="1"/>
-    <w:lsdException w:name="Unresolved Mention" w:semiHidden="1" w:unhideWhenUsed="1"/>
   </w:latentStyles>
   <w:style w:type="paragraph" w:default="1" w:styleId="a">
     <w:name w:val="Normal"/>
@@ -26786,7 +26660,7 @@
 </file>
 
 <file path=word/glossary/webSettings.xml><?xml version="1.0" encoding="utf-8"?>
-<w:webSettings xmlns:mc="http://schemas.openxmlformats.org/markup-compatibility/2006" xmlns:r="http://schemas.openxmlformats.org/officeDocument/2006/relationships" xmlns:w="http://schemas.openxmlformats.org/wordprocessingml/2006/main" xmlns:w14="http://schemas.microsoft.com/office/word/2010/wordml" xmlns:w15="http://schemas.microsoft.com/office/word/2012/wordml" xmlns:w16cid="http://schemas.microsoft.com/office/word/2016/wordml/cid" xmlns:w16se="http://schemas.microsoft.com/office/word/2015/wordml/symex" mc:Ignorable="w14 w15 w16se w16cid">
+<w:webSettings xmlns:mc="http://schemas.openxmlformats.org/markup-compatibility/2006" xmlns:r="http://schemas.openxmlformats.org/officeDocument/2006/relationships" xmlns:w="http://schemas.openxmlformats.org/wordprocessingml/2006/main" xmlns:w14="http://schemas.microsoft.com/office/word/2010/wordml" xmlns:w15="http://schemas.microsoft.com/office/word/2012/wordml" xmlns:w16se="http://schemas.microsoft.com/office/word/2015/wordml/symex" mc:Ignorable="w14 w15 w16se">
   <w:optimizeForBrowser/>
   <w:allowPNG/>
 </w:webSettings>
@@ -27092,7 +26966,7 @@
 </file>
 
 <file path=customXml/itemProps1.xml><?xml version="1.0" encoding="utf-8"?>
-<ds:datastoreItem xmlns:ds="http://schemas.openxmlformats.org/officeDocument/2006/customXml" ds:itemID="{4A298D3E-D460-4E43-B054-01DC1243DBAA}">
+<ds:datastoreItem xmlns:ds="http://schemas.openxmlformats.org/officeDocument/2006/customXml" ds:itemID="{BF304E90-6E0C-413E-9948-343E0338CD1E}">
   <ds:schemaRefs>
     <ds:schemaRef ds:uri="http://schemas.openxmlformats.org/officeDocument/2006/bibliography"/>
   </ds:schemaRefs>
